--- a/multi-vendor-site.docx
+++ b/multi-vendor-site.docx
@@ -891,24 +891,113 @@
         </w:rPr>
         <w:br/>
       </w:r>
+      <w:r>
+        <w:rPr>
+          <w:rFonts w:ascii="Times New Roman" w:hAnsi="Times New Roman" w:cs="Times New Roman"/>
+          <w:sz w:val="32"/>
+          <w:lang w:val="en-US"/>
+        </w:rPr>
+        <w:br/>
+      </w:r>
+      <w:r>
+        <w:rPr>
+          <w:rFonts w:ascii="Times New Roman" w:hAnsi="Times New Roman" w:cs="Times New Roman"/>
+          <w:sz w:val="32"/>
+          <w:lang w:val="en-US"/>
+        </w:rPr>
+        <w:br/>
+      </w:r>
+      <w:r>
+        <w:rPr>
+          <w:rFonts w:ascii="Times New Roman" w:hAnsi="Times New Roman" w:cs="Times New Roman"/>
+          <w:sz w:val="32"/>
+          <w:lang w:val="en-US"/>
+        </w:rPr>
+        <w:br/>
+        <w:t>Day-3</w:t>
+      </w:r>
+      <w:r>
+        <w:rPr>
+          <w:rFonts w:ascii="Times New Roman" w:hAnsi="Times New Roman" w:cs="Times New Roman"/>
+          <w:sz w:val="32"/>
+          <w:lang w:val="en-US"/>
+        </w:rPr>
+        <w:br/>
+        <w:t xml:space="preserve">1. Download </w:t>
+      </w:r>
+      <w:proofErr w:type="gramStart"/>
+      <w:r>
+        <w:rPr>
+          <w:rFonts w:ascii="Times New Roman" w:hAnsi="Times New Roman" w:cs="Times New Roman"/>
+          <w:sz w:val="32"/>
+          <w:lang w:val="en-US"/>
+        </w:rPr>
+        <w:t xml:space="preserve">template </w:t>
+      </w:r>
+      <w:r>
+        <w:rPr>
+          <w:rFonts w:ascii="Times New Roman" w:hAnsi="Times New Roman" w:cs="Times New Roman"/>
+          <w:sz w:val="32"/>
+          <w:lang w:val="en-US"/>
+        </w:rPr>
+        <w:t xml:space="preserve"> completed</w:t>
+      </w:r>
+      <w:proofErr w:type="gramEnd"/>
+      <w:r>
+        <w:rPr>
+          <w:rFonts w:ascii="Times New Roman" w:hAnsi="Times New Roman" w:cs="Times New Roman"/>
+          <w:sz w:val="32"/>
+          <w:lang w:val="en-US"/>
+        </w:rPr>
+        <w:br/>
+        <w:t xml:space="preserve">2. </w:t>
+      </w:r>
+      <w:proofErr w:type="spellStart"/>
+      <w:proofErr w:type="gramStart"/>
+      <w:r>
+        <w:rPr>
+          <w:rFonts w:ascii="Times New Roman" w:hAnsi="Times New Roman" w:cs="Times New Roman"/>
+          <w:sz w:val="32"/>
+          <w:lang w:val="en-US"/>
+        </w:rPr>
+        <w:t>Httrack</w:t>
+      </w:r>
+      <w:proofErr w:type="spellEnd"/>
+      <w:r>
+        <w:rPr>
+          <w:rFonts w:ascii="Times New Roman" w:hAnsi="Times New Roman" w:cs="Times New Roman"/>
+          <w:sz w:val="32"/>
+          <w:lang w:val="en-US"/>
+        </w:rPr>
+        <w:t xml:space="preserve"> ,</w:t>
+      </w:r>
+      <w:proofErr w:type="gramEnd"/>
+      <w:r>
+        <w:rPr>
+          <w:rFonts w:ascii="Times New Roman" w:hAnsi="Times New Roman" w:cs="Times New Roman"/>
+          <w:sz w:val="32"/>
+          <w:lang w:val="en-US"/>
+        </w:rPr>
+        <w:t xml:space="preserve"> how to download it?</w:t>
+      </w:r>
+      <w:r>
+        <w:rPr>
+          <w:rFonts w:ascii="Times New Roman" w:hAnsi="Times New Roman" w:cs="Times New Roman"/>
+          <w:sz w:val="32"/>
+          <w:lang w:val="en-US"/>
+        </w:rPr>
+        <w:t xml:space="preserve"> Completed</w:t>
+      </w:r>
+      <w:r>
+        <w:rPr>
+          <w:rFonts w:ascii="Times New Roman" w:hAnsi="Times New Roman" w:cs="Times New Roman"/>
+          <w:sz w:val="32"/>
+          <w:lang w:val="en-US"/>
+        </w:rPr>
+        <w:br/>
+      </w:r>
       <w:bookmarkStart w:id="0" w:name="_GoBack"/>
       <w:bookmarkEnd w:id="0"/>
-      <w:r>
-        <w:rPr>
-          <w:rFonts w:ascii="Times New Roman" w:hAnsi="Times New Roman" w:cs="Times New Roman"/>
-          <w:sz w:val="32"/>
-          <w:lang w:val="en-US"/>
-        </w:rPr>
-        <w:br/>
-      </w:r>
-      <w:r>
-        <w:rPr>
-          <w:rFonts w:ascii="Times New Roman" w:hAnsi="Times New Roman" w:cs="Times New Roman"/>
-          <w:sz w:val="32"/>
-          <w:lang w:val="en-US"/>
-        </w:rPr>
-        <w:br/>
-      </w:r>
     </w:p>
     <w:p>
       <w:pPr>
